--- a/Knowledge/3-Work knowledge/1-Software Engineering/2-Testing/5-My Source/1-ISTQB Foundation Level/3-Testing Principles.docx
+++ b/Knowledge/3-Work knowledge/1-Software Engineering/2-Testing/5-My Source/1-ISTQB Foundation Level/3-Testing Principles.docx
@@ -31,51 +31,77 @@
       </w:pPr>
       <w:r>
         <w:rPr>
+          <w:rFonts w:ascii="Arial" w:eastAsia="Arial" w:hAnsi="Arial" w:cs="Arial"/>
           <w:b/>
-          <w:shd w:val="clear" w:color="auto" w:fill="B7B7B7"/>
-        </w:rPr>
-        <w:t># Source</w:t>
-      </w:r>
-      <w:r>
-        <w:rPr>
-          <w:shd w:val="clear" w:color="auto" w:fill="B7B7B7"/>
-        </w:rPr>
-        <w:t xml:space="preserve">: </w:t>
-      </w:r>
-      <w:r>
-        <w:rPr>
+          <w:color w:val="000000"/>
+          <w:sz w:val="18"/>
+          <w:highlight w:val="lightGray"/>
+        </w:rPr>
+        <w:t># Source: AI Source: Provided by: [Data Path</w:t>
+      </w:r>
+      <w:r>
+        <w:rPr>
+          <w:rFonts w:ascii="Arial" w:eastAsia="Arial" w:hAnsi="Arial" w:cs="Arial"/>
+          <w:color w:val="000000"/>
+          <w:sz w:val="18"/>
+          <w:highlight w:val="lightGray"/>
+        </w:rPr>
+        <w:t xml:space="preserve">: Persons Table -&gt; ID Column: 1, Name_En Column: Motasem Essam] -&gt; </w:t>
+      </w:r>
+      <w:r>
+        <w:rPr>
+          <w:rFonts w:ascii="Arial" w:eastAsia="Arial" w:hAnsi="Arial" w:cs="Arial"/>
           <w:b/>
-          <w:shd w:val="clear" w:color="auto" w:fill="B7B7B7"/>
-        </w:rPr>
-        <w:t xml:space="preserve">Chatgpt </w:t>
-      </w:r>
-      <w:r>
-        <w:rPr>
+          <w:color w:val="000000"/>
+          <w:sz w:val="18"/>
+          <w:highlight w:val="lightGray"/>
+        </w:rPr>
+        <w:t>From:</w:t>
+      </w:r>
+      <w:r>
+        <w:rPr>
+          <w:rFonts w:ascii="Arial" w:eastAsia="Arial" w:hAnsi="Arial" w:cs="Arial"/>
+          <w:color w:val="000000"/>
+          <w:sz w:val="18"/>
+          <w:highlight w:val="lightGray"/>
+        </w:rPr>
+        <w:t xml:space="preserve"> [Chatgpt (GPT</w:t>
+      </w:r>
+      <w:r>
+        <w:rPr>
+          <w:rFonts w:ascii="Arial" w:eastAsia="Arial" w:hAnsi="Arial" w:cs="Cambria Math"/>
+          <w:color w:val="000000"/>
+          <w:sz w:val="18"/>
+          <w:highlight w:val="lightGray"/>
+        </w:rPr>
+        <w:t>‑</w:t>
+      </w:r>
+      <w:r>
+        <w:rPr>
+          <w:rFonts w:ascii="Arial" w:eastAsia="Arial" w:hAnsi="Arial" w:cs="Arial"/>
+          <w:color w:val="000000"/>
+          <w:sz w:val="18"/>
+          <w:highlight w:val="lightGray"/>
+        </w:rPr>
+        <w:t xml:space="preserve">5 Mini)] </w:t>
+      </w:r>
+      <w:r>
+        <w:rPr>
+          <w:rFonts w:ascii="Arial" w:eastAsia="Arial" w:hAnsi="Arial" w:cs="Arial"/>
           <w:b/>
-          <w:sz w:val="14"/>
-          <w:szCs w:val="14"/>
-          <w:shd w:val="clear" w:color="auto" w:fill="B7B7B7"/>
-        </w:rPr>
-        <w:t>(GPT</w:t>
-      </w:r>
-      <w:r>
-        <w:rPr>
-          <w:rFonts w:ascii="Cambria Math" w:hAnsi="Cambria Math" w:cs="Cambria Math"/>
-          <w:b/>
-          <w:sz w:val="14"/>
-          <w:szCs w:val="14"/>
-          <w:shd w:val="clear" w:color="auto" w:fill="B7B7B7"/>
-        </w:rPr>
-        <w:t>‑</w:t>
-      </w:r>
-      <w:r>
-        <w:rPr>
-          <w:b/>
-          <w:sz w:val="14"/>
-          <w:szCs w:val="14"/>
-          <w:shd w:val="clear" w:color="auto" w:fill="B7B7B7"/>
-        </w:rPr>
-        <w:t>5 Mini) at [8/12/2025]</w:t>
+          <w:color w:val="000000"/>
+          <w:sz w:val="18"/>
+          <w:highlight w:val="lightGray"/>
+        </w:rPr>
+        <w:t>on</w:t>
+      </w:r>
+      <w:r>
+        <w:rPr>
+          <w:rFonts w:ascii="Arial" w:eastAsia="Arial" w:hAnsi="Arial"/>
+          <w:sz w:val="18"/>
+          <w:highlight w:val="lightGray"/>
+        </w:rPr>
+        <w:t xml:space="preserve"> [8/12/2025]</w:t>
       </w:r>
     </w:p>
     <w:p>
@@ -107,7 +133,7 @@
     </w:p>
     <w:p>
       <w:r>
-        <w:pict w14:anchorId="1F37D0B3">
+        <w:pict w14:anchorId="55F56FAE">
           <v:rect id="_x0000_i1025" style="width:0;height:1.5pt" o:hralign="center" o:hrstd="t" o:hr="t" fillcolor="#a0a0a0" stroked="f"/>
         </w:pict>
       </w:r>
@@ -147,51 +173,77 @@
       </w:pPr>
       <w:r>
         <w:rPr>
+          <w:rFonts w:ascii="Arial" w:eastAsia="Arial" w:hAnsi="Arial" w:cs="Arial"/>
           <w:b/>
-          <w:shd w:val="clear" w:color="auto" w:fill="B7B7B7"/>
-        </w:rPr>
-        <w:t># Source</w:t>
-      </w:r>
-      <w:r>
-        <w:rPr>
-          <w:shd w:val="clear" w:color="auto" w:fill="B7B7B7"/>
-        </w:rPr>
-        <w:t xml:space="preserve">: </w:t>
-      </w:r>
-      <w:r>
-        <w:rPr>
+          <w:color w:val="000000"/>
+          <w:sz w:val="18"/>
+          <w:highlight w:val="lightGray"/>
+        </w:rPr>
+        <w:t># Source: AI Source: Provided by: [Data Path</w:t>
+      </w:r>
+      <w:r>
+        <w:rPr>
+          <w:rFonts w:ascii="Arial" w:eastAsia="Arial" w:hAnsi="Arial" w:cs="Arial"/>
+          <w:color w:val="000000"/>
+          <w:sz w:val="18"/>
+          <w:highlight w:val="lightGray"/>
+        </w:rPr>
+        <w:t xml:space="preserve">: Persons Table -&gt; ID Column: 1, Name_En Column: Motasem Essam] -&gt; </w:t>
+      </w:r>
+      <w:r>
+        <w:rPr>
+          <w:rFonts w:ascii="Arial" w:eastAsia="Arial" w:hAnsi="Arial" w:cs="Arial"/>
           <w:b/>
-          <w:shd w:val="clear" w:color="auto" w:fill="B7B7B7"/>
-        </w:rPr>
-        <w:t xml:space="preserve">Chatgpt </w:t>
-      </w:r>
-      <w:r>
-        <w:rPr>
+          <w:color w:val="000000"/>
+          <w:sz w:val="18"/>
+          <w:highlight w:val="lightGray"/>
+        </w:rPr>
+        <w:t>From:</w:t>
+      </w:r>
+      <w:r>
+        <w:rPr>
+          <w:rFonts w:ascii="Arial" w:eastAsia="Arial" w:hAnsi="Arial" w:cs="Arial"/>
+          <w:color w:val="000000"/>
+          <w:sz w:val="18"/>
+          <w:highlight w:val="lightGray"/>
+        </w:rPr>
+        <w:t xml:space="preserve"> [Chatgpt (GPT</w:t>
+      </w:r>
+      <w:r>
+        <w:rPr>
+          <w:rFonts w:ascii="Arial" w:eastAsia="Arial" w:hAnsi="Arial" w:cs="Cambria Math"/>
+          <w:color w:val="000000"/>
+          <w:sz w:val="18"/>
+          <w:highlight w:val="lightGray"/>
+        </w:rPr>
+        <w:t>‑</w:t>
+      </w:r>
+      <w:r>
+        <w:rPr>
+          <w:rFonts w:ascii="Arial" w:eastAsia="Arial" w:hAnsi="Arial" w:cs="Arial"/>
+          <w:color w:val="000000"/>
+          <w:sz w:val="18"/>
+          <w:highlight w:val="lightGray"/>
+        </w:rPr>
+        <w:t xml:space="preserve">5 Mini)] </w:t>
+      </w:r>
+      <w:r>
+        <w:rPr>
+          <w:rFonts w:ascii="Arial" w:eastAsia="Arial" w:hAnsi="Arial" w:cs="Arial"/>
           <w:b/>
-          <w:sz w:val="14"/>
-          <w:szCs w:val="14"/>
-          <w:shd w:val="clear" w:color="auto" w:fill="B7B7B7"/>
-        </w:rPr>
-        <w:t>(GPT</w:t>
-      </w:r>
-      <w:r>
-        <w:rPr>
-          <w:rFonts w:ascii="Cambria Math" w:hAnsi="Cambria Math" w:cs="Cambria Math"/>
-          <w:b/>
-          <w:sz w:val="14"/>
-          <w:szCs w:val="14"/>
-          <w:shd w:val="clear" w:color="auto" w:fill="B7B7B7"/>
-        </w:rPr>
-        <w:t>‑</w:t>
-      </w:r>
-      <w:r>
-        <w:rPr>
-          <w:b/>
-          <w:sz w:val="14"/>
-          <w:szCs w:val="14"/>
-          <w:shd w:val="clear" w:color="auto" w:fill="B7B7B7"/>
-        </w:rPr>
-        <w:t>5 Mini) at [8/12/2025]</w:t>
+          <w:color w:val="000000"/>
+          <w:sz w:val="18"/>
+          <w:highlight w:val="lightGray"/>
+        </w:rPr>
+        <w:t>on</w:t>
+      </w:r>
+      <w:r>
+        <w:rPr>
+          <w:rFonts w:ascii="Arial" w:eastAsia="Arial" w:hAnsi="Arial"/>
+          <w:sz w:val="18"/>
+          <w:highlight w:val="lightGray"/>
+        </w:rPr>
+        <w:t xml:space="preserve"> [8/12/2025]</w:t>
       </w:r>
     </w:p>
     <w:p>
@@ -200,7 +252,7 @@
           <w:ilvl w:val="0"/>
           <w:numId w:val="7"/>
         </w:numPr>
-        <w:spacing w:before="240"/>
+        <w:spacing w:before="240" w:after="0" w:line="276" w:lineRule="auto"/>
         <w:rPr>
           <w:rFonts w:ascii="Roboto Mono" w:eastAsia="Roboto Mono" w:hAnsi="Roboto Mono" w:cs="Roboto Mono"/>
         </w:rPr>
@@ -237,7 +289,7 @@
           <w:ilvl w:val="0"/>
           <w:numId w:val="7"/>
         </w:numPr>
-        <w:spacing w:after="240"/>
+        <w:spacing w:after="240" w:line="276" w:lineRule="auto"/>
       </w:pPr>
       <w:r>
         <w:rPr>
@@ -251,7 +303,7 @@
     </w:p>
     <w:p>
       <w:r>
-        <w:pict w14:anchorId="3B4E1947">
+        <w:pict w14:anchorId="43CA4BE4">
           <v:rect id="_x0000_i1026" style="width:0;height:1.5pt" o:hralign="center" o:hrstd="t" o:hr="t" fillcolor="#a0a0a0" stroked="f"/>
         </w:pict>
       </w:r>
@@ -274,51 +326,77 @@
       </w:pPr>
       <w:r>
         <w:rPr>
+          <w:rFonts w:ascii="Arial" w:eastAsia="Arial" w:hAnsi="Arial" w:cs="Arial"/>
           <w:b/>
-          <w:shd w:val="clear" w:color="auto" w:fill="B7B7B7"/>
-        </w:rPr>
-        <w:t># Source</w:t>
-      </w:r>
-      <w:r>
-        <w:rPr>
-          <w:shd w:val="clear" w:color="auto" w:fill="B7B7B7"/>
-        </w:rPr>
-        <w:t xml:space="preserve">: </w:t>
-      </w:r>
-      <w:r>
-        <w:rPr>
+          <w:color w:val="000000"/>
+          <w:sz w:val="18"/>
+          <w:highlight w:val="lightGray"/>
+        </w:rPr>
+        <w:t># Source: AI Source: Provided by: [Data Path</w:t>
+      </w:r>
+      <w:r>
+        <w:rPr>
+          <w:rFonts w:ascii="Arial" w:eastAsia="Arial" w:hAnsi="Arial" w:cs="Arial"/>
+          <w:color w:val="000000"/>
+          <w:sz w:val="18"/>
+          <w:highlight w:val="lightGray"/>
+        </w:rPr>
+        <w:t xml:space="preserve">: Persons Table -&gt; ID Column: 1, Name_En Column: Motasem Essam] -&gt; </w:t>
+      </w:r>
+      <w:r>
+        <w:rPr>
+          <w:rFonts w:ascii="Arial" w:eastAsia="Arial" w:hAnsi="Arial" w:cs="Arial"/>
           <w:b/>
-          <w:shd w:val="clear" w:color="auto" w:fill="B7B7B7"/>
-        </w:rPr>
-        <w:t xml:space="preserve">Chatgpt </w:t>
-      </w:r>
-      <w:r>
-        <w:rPr>
+          <w:color w:val="000000"/>
+          <w:sz w:val="18"/>
+          <w:highlight w:val="lightGray"/>
+        </w:rPr>
+        <w:t>From:</w:t>
+      </w:r>
+      <w:r>
+        <w:rPr>
+          <w:rFonts w:ascii="Arial" w:eastAsia="Arial" w:hAnsi="Arial" w:cs="Arial"/>
+          <w:color w:val="000000"/>
+          <w:sz w:val="18"/>
+          <w:highlight w:val="lightGray"/>
+        </w:rPr>
+        <w:t xml:space="preserve"> [Chatgpt (GPT</w:t>
+      </w:r>
+      <w:r>
+        <w:rPr>
+          <w:rFonts w:ascii="Arial" w:eastAsia="Arial" w:hAnsi="Arial" w:cs="Cambria Math"/>
+          <w:color w:val="000000"/>
+          <w:sz w:val="18"/>
+          <w:highlight w:val="lightGray"/>
+        </w:rPr>
+        <w:t>‑</w:t>
+      </w:r>
+      <w:r>
+        <w:rPr>
+          <w:rFonts w:ascii="Arial" w:eastAsia="Arial" w:hAnsi="Arial" w:cs="Arial"/>
+          <w:color w:val="000000"/>
+          <w:sz w:val="18"/>
+          <w:highlight w:val="lightGray"/>
+        </w:rPr>
+        <w:t xml:space="preserve">5 Mini)] </w:t>
+      </w:r>
+      <w:r>
+        <w:rPr>
+          <w:rFonts w:ascii="Arial" w:eastAsia="Arial" w:hAnsi="Arial" w:cs="Arial"/>
           <w:b/>
-          <w:sz w:val="14"/>
-          <w:szCs w:val="14"/>
-          <w:shd w:val="clear" w:color="auto" w:fill="B7B7B7"/>
-        </w:rPr>
-        <w:t>(GPT</w:t>
-      </w:r>
-      <w:r>
-        <w:rPr>
-          <w:rFonts w:ascii="Cambria Math" w:hAnsi="Cambria Math" w:cs="Cambria Math"/>
-          <w:b/>
-          <w:sz w:val="14"/>
-          <w:szCs w:val="14"/>
-          <w:shd w:val="clear" w:color="auto" w:fill="B7B7B7"/>
-        </w:rPr>
-        <w:t>‑</w:t>
-      </w:r>
-      <w:r>
-        <w:rPr>
-          <w:b/>
-          <w:sz w:val="14"/>
-          <w:szCs w:val="14"/>
-          <w:shd w:val="clear" w:color="auto" w:fill="B7B7B7"/>
-        </w:rPr>
-        <w:t>5 Mini) at [8/12/2025]</w:t>
+          <w:color w:val="000000"/>
+          <w:sz w:val="18"/>
+          <w:highlight w:val="lightGray"/>
+        </w:rPr>
+        <w:t>on</w:t>
+      </w:r>
+      <w:r>
+        <w:rPr>
+          <w:rFonts w:ascii="Arial" w:eastAsia="Arial" w:hAnsi="Arial"/>
+          <w:sz w:val="18"/>
+          <w:highlight w:val="lightGray"/>
+        </w:rPr>
+        <w:t xml:space="preserve"> [8/12/2025]</w:t>
       </w:r>
     </w:p>
     <w:p>
@@ -327,7 +405,7 @@
           <w:ilvl w:val="0"/>
           <w:numId w:val="4"/>
         </w:numPr>
-        <w:spacing w:before="240"/>
+        <w:spacing w:before="240" w:after="0" w:line="276" w:lineRule="auto"/>
         <w:rPr>
           <w:rFonts w:ascii="Roboto Mono" w:eastAsia="Roboto Mono" w:hAnsi="Roboto Mono" w:cs="Roboto Mono"/>
         </w:rPr>
@@ -364,7 +442,7 @@
           <w:ilvl w:val="0"/>
           <w:numId w:val="4"/>
         </w:numPr>
-        <w:spacing w:after="240"/>
+        <w:spacing w:after="240" w:line="276" w:lineRule="auto"/>
       </w:pPr>
       <w:r>
         <w:rPr>
@@ -404,7 +482,7 @@
     </w:p>
     <w:p>
       <w:r>
-        <w:pict w14:anchorId="3E2C7FC0">
+        <w:pict w14:anchorId="42CE2FF6">
           <v:rect id="_x0000_i1027" style="width:0;height:1.5pt" o:hralign="center" o:hrstd="t" o:hr="t" fillcolor="#a0a0a0" stroked="f"/>
         </w:pict>
       </w:r>
@@ -427,51 +505,77 @@
       </w:pPr>
       <w:r>
         <w:rPr>
+          <w:rFonts w:ascii="Arial" w:eastAsia="Arial" w:hAnsi="Arial" w:cs="Arial"/>
           <w:b/>
-          <w:shd w:val="clear" w:color="auto" w:fill="B7B7B7"/>
-        </w:rPr>
-        <w:t># Source</w:t>
-      </w:r>
-      <w:r>
-        <w:rPr>
-          <w:shd w:val="clear" w:color="auto" w:fill="B7B7B7"/>
-        </w:rPr>
-        <w:t xml:space="preserve">: </w:t>
-      </w:r>
-      <w:r>
-        <w:rPr>
+          <w:color w:val="000000"/>
+          <w:sz w:val="18"/>
+          <w:highlight w:val="lightGray"/>
+        </w:rPr>
+        <w:t># Source: AI Source: Provided by: [Data Path</w:t>
+      </w:r>
+      <w:r>
+        <w:rPr>
+          <w:rFonts w:ascii="Arial" w:eastAsia="Arial" w:hAnsi="Arial" w:cs="Arial"/>
+          <w:color w:val="000000"/>
+          <w:sz w:val="18"/>
+          <w:highlight w:val="lightGray"/>
+        </w:rPr>
+        <w:t xml:space="preserve">: Persons Table -&gt; ID Column: 1, Name_En Column: Motasem Essam] -&gt; </w:t>
+      </w:r>
+      <w:r>
+        <w:rPr>
+          <w:rFonts w:ascii="Arial" w:eastAsia="Arial" w:hAnsi="Arial" w:cs="Arial"/>
           <w:b/>
-          <w:shd w:val="clear" w:color="auto" w:fill="B7B7B7"/>
-        </w:rPr>
-        <w:t xml:space="preserve">Chatgpt </w:t>
-      </w:r>
-      <w:r>
-        <w:rPr>
+          <w:color w:val="000000"/>
+          <w:sz w:val="18"/>
+          <w:highlight w:val="lightGray"/>
+        </w:rPr>
+        <w:t>From:</w:t>
+      </w:r>
+      <w:r>
+        <w:rPr>
+          <w:rFonts w:ascii="Arial" w:eastAsia="Arial" w:hAnsi="Arial" w:cs="Arial"/>
+          <w:color w:val="000000"/>
+          <w:sz w:val="18"/>
+          <w:highlight w:val="lightGray"/>
+        </w:rPr>
+        <w:t xml:space="preserve"> [Chatgpt (GPT</w:t>
+      </w:r>
+      <w:r>
+        <w:rPr>
+          <w:rFonts w:ascii="Arial" w:eastAsia="Arial" w:hAnsi="Arial" w:cs="Cambria Math"/>
+          <w:color w:val="000000"/>
+          <w:sz w:val="18"/>
+          <w:highlight w:val="lightGray"/>
+        </w:rPr>
+        <w:t>‑</w:t>
+      </w:r>
+      <w:r>
+        <w:rPr>
+          <w:rFonts w:ascii="Arial" w:eastAsia="Arial" w:hAnsi="Arial" w:cs="Arial"/>
+          <w:color w:val="000000"/>
+          <w:sz w:val="18"/>
+          <w:highlight w:val="lightGray"/>
+        </w:rPr>
+        <w:t xml:space="preserve">5 Mini)] </w:t>
+      </w:r>
+      <w:r>
+        <w:rPr>
+          <w:rFonts w:ascii="Arial" w:eastAsia="Arial" w:hAnsi="Arial" w:cs="Arial"/>
           <w:b/>
-          <w:sz w:val="14"/>
-          <w:szCs w:val="14"/>
-          <w:shd w:val="clear" w:color="auto" w:fill="B7B7B7"/>
-        </w:rPr>
-        <w:t>(GPT</w:t>
-      </w:r>
-      <w:r>
-        <w:rPr>
-          <w:rFonts w:ascii="Cambria Math" w:hAnsi="Cambria Math" w:cs="Cambria Math"/>
-          <w:b/>
-          <w:sz w:val="14"/>
-          <w:szCs w:val="14"/>
-          <w:shd w:val="clear" w:color="auto" w:fill="B7B7B7"/>
-        </w:rPr>
-        <w:t>‑</w:t>
-      </w:r>
-      <w:r>
-        <w:rPr>
-          <w:b/>
-          <w:sz w:val="14"/>
-          <w:szCs w:val="14"/>
-          <w:shd w:val="clear" w:color="auto" w:fill="B7B7B7"/>
-        </w:rPr>
-        <w:t>5 Mini) at [8/12/2025]</w:t>
+          <w:color w:val="000000"/>
+          <w:sz w:val="18"/>
+          <w:highlight w:val="lightGray"/>
+        </w:rPr>
+        <w:t>on</w:t>
+      </w:r>
+      <w:r>
+        <w:rPr>
+          <w:rFonts w:ascii="Arial" w:eastAsia="Arial" w:hAnsi="Arial"/>
+          <w:sz w:val="18"/>
+          <w:highlight w:val="lightGray"/>
+        </w:rPr>
+        <w:t xml:space="preserve"> [8/12/2025]</w:t>
       </w:r>
     </w:p>
     <w:p>
@@ -480,10 +584,9 @@
           <w:ilvl w:val="0"/>
           <w:numId w:val="5"/>
         </w:numPr>
-        <w:spacing w:before="240"/>
-      </w:pPr>
-      <w:r>
-        <w:lastRenderedPageBreak/>
+        <w:spacing w:before="240" w:after="0" w:line="276" w:lineRule="auto"/>
+      </w:pPr>
+      <w:r>
         <w:t>The earlier you find defects, the cheaper and easier they are to fix.</w:t>
       </w:r>
       <w:r>
@@ -496,7 +599,7 @@
           <w:ilvl w:val="0"/>
           <w:numId w:val="5"/>
         </w:numPr>
-        <w:spacing w:after="240"/>
+        <w:spacing w:after="240" w:line="276" w:lineRule="auto"/>
       </w:pPr>
       <w:r>
         <w:t>Example: Finding a requirement mistake in the design phase costs far less than fixing it after release.</w:t>
@@ -507,7 +610,7 @@
     </w:p>
     <w:p>
       <w:r>
-        <w:pict w14:anchorId="4C2DC31D">
+        <w:pict w14:anchorId="7B12CACD">
           <v:rect id="_x0000_i1028" style="width:0;height:1.5pt" o:hralign="center" o:hrstd="t" o:hr="t" fillcolor="#a0a0a0" stroked="f"/>
         </w:pict>
       </w:r>
@@ -530,51 +633,77 @@
       </w:pPr>
       <w:r>
         <w:rPr>
+          <w:rFonts w:ascii="Arial" w:eastAsia="Arial" w:hAnsi="Arial" w:cs="Arial"/>
           <w:b/>
-          <w:shd w:val="clear" w:color="auto" w:fill="B7B7B7"/>
-        </w:rPr>
-        <w:t># Source</w:t>
-      </w:r>
-      <w:r>
-        <w:rPr>
-          <w:shd w:val="clear" w:color="auto" w:fill="B7B7B7"/>
-        </w:rPr>
-        <w:t xml:space="preserve">: </w:t>
-      </w:r>
-      <w:r>
-        <w:rPr>
+          <w:color w:val="000000"/>
+          <w:sz w:val="18"/>
+          <w:highlight w:val="lightGray"/>
+        </w:rPr>
+        <w:t># Source: AI Source: Provided by: [Data Path</w:t>
+      </w:r>
+      <w:r>
+        <w:rPr>
+          <w:rFonts w:ascii="Arial" w:eastAsia="Arial" w:hAnsi="Arial" w:cs="Arial"/>
+          <w:color w:val="000000"/>
+          <w:sz w:val="18"/>
+          <w:highlight w:val="lightGray"/>
+        </w:rPr>
+        <w:t xml:space="preserve">: Persons Table -&gt; ID Column: 1, Name_En Column: Motasem Essam] -&gt; </w:t>
+      </w:r>
+      <w:r>
+        <w:rPr>
+          <w:rFonts w:ascii="Arial" w:eastAsia="Arial" w:hAnsi="Arial" w:cs="Arial"/>
           <w:b/>
-          <w:shd w:val="clear" w:color="auto" w:fill="B7B7B7"/>
-        </w:rPr>
-        <w:t xml:space="preserve">Chatgpt </w:t>
-      </w:r>
-      <w:r>
-        <w:rPr>
+          <w:color w:val="000000"/>
+          <w:sz w:val="18"/>
+          <w:highlight w:val="lightGray"/>
+        </w:rPr>
+        <w:t>From:</w:t>
+      </w:r>
+      <w:r>
+        <w:rPr>
+          <w:rFonts w:ascii="Arial" w:eastAsia="Arial" w:hAnsi="Arial" w:cs="Arial"/>
+          <w:color w:val="000000"/>
+          <w:sz w:val="18"/>
+          <w:highlight w:val="lightGray"/>
+        </w:rPr>
+        <w:t xml:space="preserve"> [Chatgpt (GPT</w:t>
+      </w:r>
+      <w:r>
+        <w:rPr>
+          <w:rFonts w:ascii="Arial" w:eastAsia="Arial" w:hAnsi="Arial" w:cs="Cambria Math"/>
+          <w:color w:val="000000"/>
+          <w:sz w:val="18"/>
+          <w:highlight w:val="lightGray"/>
+        </w:rPr>
+        <w:t>‑</w:t>
+      </w:r>
+      <w:r>
+        <w:rPr>
+          <w:rFonts w:ascii="Arial" w:eastAsia="Arial" w:hAnsi="Arial" w:cs="Arial"/>
+          <w:color w:val="000000"/>
+          <w:sz w:val="18"/>
+          <w:highlight w:val="lightGray"/>
+        </w:rPr>
+        <w:t xml:space="preserve">5 Mini)] </w:t>
+      </w:r>
+      <w:r>
+        <w:rPr>
+          <w:rFonts w:ascii="Arial" w:eastAsia="Arial" w:hAnsi="Arial" w:cs="Arial"/>
           <w:b/>
-          <w:sz w:val="14"/>
-          <w:szCs w:val="14"/>
-          <w:shd w:val="clear" w:color="auto" w:fill="B7B7B7"/>
-        </w:rPr>
-        <w:t>(GPT</w:t>
-      </w:r>
-      <w:r>
-        <w:rPr>
-          <w:rFonts w:ascii="Cambria Math" w:hAnsi="Cambria Math" w:cs="Cambria Math"/>
-          <w:b/>
-          <w:sz w:val="14"/>
-          <w:szCs w:val="14"/>
-          <w:shd w:val="clear" w:color="auto" w:fill="B7B7B7"/>
-        </w:rPr>
-        <w:t>‑</w:t>
-      </w:r>
-      <w:r>
-        <w:rPr>
-          <w:b/>
-          <w:sz w:val="14"/>
-          <w:szCs w:val="14"/>
-          <w:shd w:val="clear" w:color="auto" w:fill="B7B7B7"/>
-        </w:rPr>
-        <w:t>5 Mini) at [8/12/2025]</w:t>
+          <w:color w:val="000000"/>
+          <w:sz w:val="18"/>
+          <w:highlight w:val="lightGray"/>
+        </w:rPr>
+        <w:t>on</w:t>
+      </w:r>
+      <w:r>
+        <w:rPr>
+          <w:rFonts w:ascii="Arial" w:eastAsia="Arial" w:hAnsi="Arial"/>
+          <w:sz w:val="18"/>
+          <w:highlight w:val="lightGray"/>
+        </w:rPr>
+        <w:t xml:space="preserve"> [8/12/2025]</w:t>
       </w:r>
     </w:p>
     <w:p>
@@ -583,7 +712,7 @@
           <w:ilvl w:val="0"/>
           <w:numId w:val="3"/>
         </w:numPr>
-        <w:spacing w:before="240"/>
+        <w:spacing w:before="240" w:after="0" w:line="276" w:lineRule="auto"/>
       </w:pPr>
       <w:r>
         <w:t>In most projects, a small number of modules contain most of the bugs.</w:t>
@@ -598,7 +727,7 @@
           <w:ilvl w:val="0"/>
           <w:numId w:val="3"/>
         </w:numPr>
-        <w:spacing w:after="240"/>
+        <w:spacing w:after="240" w:line="276" w:lineRule="auto"/>
       </w:pPr>
       <w:r>
         <w:t>Focus testing on the most complex or high-risk areas.</w:t>
@@ -609,7 +738,7 @@
     </w:p>
     <w:p>
       <w:r>
-        <w:pict w14:anchorId="12A30BA0">
+        <w:pict w14:anchorId="1AFB23E5">
           <v:rect id="_x0000_i1029" style="width:0;height:1.5pt" o:hralign="center" o:hrstd="t" o:hr="t" fillcolor="#a0a0a0" stroked="f"/>
         </w:pict>
       </w:r>
@@ -632,51 +761,77 @@
       </w:pPr>
       <w:r>
         <w:rPr>
+          <w:rFonts w:ascii="Arial" w:eastAsia="Arial" w:hAnsi="Arial" w:cs="Arial"/>
           <w:b/>
-          <w:shd w:val="clear" w:color="auto" w:fill="B7B7B7"/>
-        </w:rPr>
-        <w:t># Source</w:t>
-      </w:r>
-      <w:r>
-        <w:rPr>
-          <w:shd w:val="clear" w:color="auto" w:fill="B7B7B7"/>
-        </w:rPr>
-        <w:t xml:space="preserve">: </w:t>
-      </w:r>
-      <w:r>
-        <w:rPr>
+          <w:color w:val="000000"/>
+          <w:sz w:val="18"/>
+          <w:highlight w:val="lightGray"/>
+        </w:rPr>
+        <w:t># Source: AI Source: Provided by: [Data Path</w:t>
+      </w:r>
+      <w:r>
+        <w:rPr>
+          <w:rFonts w:ascii="Arial" w:eastAsia="Arial" w:hAnsi="Arial" w:cs="Arial"/>
+          <w:color w:val="000000"/>
+          <w:sz w:val="18"/>
+          <w:highlight w:val="lightGray"/>
+        </w:rPr>
+        <w:t xml:space="preserve">: Persons Table -&gt; ID Column: 1, Name_En Column: Motasem Essam] -&gt; </w:t>
+      </w:r>
+      <w:r>
+        <w:rPr>
+          <w:rFonts w:ascii="Arial" w:eastAsia="Arial" w:hAnsi="Arial" w:cs="Arial"/>
           <w:b/>
-          <w:shd w:val="clear" w:color="auto" w:fill="B7B7B7"/>
-        </w:rPr>
-        <w:t xml:space="preserve">Chatgpt </w:t>
-      </w:r>
-      <w:r>
-        <w:rPr>
+          <w:color w:val="000000"/>
+          <w:sz w:val="18"/>
+          <w:highlight w:val="lightGray"/>
+        </w:rPr>
+        <w:t>From:</w:t>
+      </w:r>
+      <w:r>
+        <w:rPr>
+          <w:rFonts w:ascii="Arial" w:eastAsia="Arial" w:hAnsi="Arial" w:cs="Arial"/>
+          <w:color w:val="000000"/>
+          <w:sz w:val="18"/>
+          <w:highlight w:val="lightGray"/>
+        </w:rPr>
+        <w:t xml:space="preserve"> [Chatgpt (GPT</w:t>
+      </w:r>
+      <w:r>
+        <w:rPr>
+          <w:rFonts w:ascii="Arial" w:eastAsia="Arial" w:hAnsi="Arial" w:cs="Cambria Math"/>
+          <w:color w:val="000000"/>
+          <w:sz w:val="18"/>
+          <w:highlight w:val="lightGray"/>
+        </w:rPr>
+        <w:t>‑</w:t>
+      </w:r>
+      <w:r>
+        <w:rPr>
+          <w:rFonts w:ascii="Arial" w:eastAsia="Arial" w:hAnsi="Arial" w:cs="Arial"/>
+          <w:color w:val="000000"/>
+          <w:sz w:val="18"/>
+          <w:highlight w:val="lightGray"/>
+        </w:rPr>
+        <w:t xml:space="preserve">5 Mini)] </w:t>
+      </w:r>
+      <w:r>
+        <w:rPr>
+          <w:rFonts w:ascii="Arial" w:eastAsia="Arial" w:hAnsi="Arial" w:cs="Arial"/>
           <w:b/>
-          <w:sz w:val="14"/>
-          <w:szCs w:val="14"/>
-          <w:shd w:val="clear" w:color="auto" w:fill="B7B7B7"/>
-        </w:rPr>
-        <w:t>(GPT</w:t>
-      </w:r>
-      <w:r>
-        <w:rPr>
-          <w:rFonts w:ascii="Cambria Math" w:hAnsi="Cambria Math" w:cs="Cambria Math"/>
-          <w:b/>
-          <w:sz w:val="14"/>
-          <w:szCs w:val="14"/>
-          <w:shd w:val="clear" w:color="auto" w:fill="B7B7B7"/>
-        </w:rPr>
-        <w:t>‑</w:t>
-      </w:r>
-      <w:r>
-        <w:rPr>
-          <w:b/>
-          <w:sz w:val="14"/>
-          <w:szCs w:val="14"/>
-          <w:shd w:val="clear" w:color="auto" w:fill="B7B7B7"/>
-        </w:rPr>
-        <w:t>5 Mini) at [8/12/2025]</w:t>
+          <w:color w:val="000000"/>
+          <w:sz w:val="18"/>
+          <w:highlight w:val="lightGray"/>
+        </w:rPr>
+        <w:t>on</w:t>
+      </w:r>
+      <w:r>
+        <w:rPr>
+          <w:rFonts w:ascii="Arial" w:eastAsia="Arial" w:hAnsi="Arial"/>
+          <w:sz w:val="18"/>
+          <w:highlight w:val="lightGray"/>
+        </w:rPr>
+        <w:t xml:space="preserve"> [8/12/2025]</w:t>
       </w:r>
     </w:p>
     <w:p>
@@ -685,7 +840,7 @@
           <w:ilvl w:val="0"/>
           <w:numId w:val="1"/>
         </w:numPr>
-        <w:spacing w:before="240"/>
+        <w:spacing w:before="240" w:after="0" w:line="276" w:lineRule="auto"/>
       </w:pPr>
       <w:r>
         <w:t>If you run the same tests over and over, they stop finding new bugs.</w:t>
@@ -700,7 +855,7 @@
           <w:ilvl w:val="0"/>
           <w:numId w:val="1"/>
         </w:numPr>
-        <w:spacing w:after="240"/>
+        <w:spacing w:after="240" w:line="276" w:lineRule="auto"/>
       </w:pPr>
       <w:r>
         <w:t>Solution: Regularly review and update test cases.</w:t>
@@ -708,7 +863,7 @@
     </w:p>
     <w:p>
       <w:r>
-        <w:pict w14:anchorId="1401B5AC">
+        <w:pict w14:anchorId="2F9CC0C3">
           <v:rect id="_x0000_i1030" style="width:0;height:1.5pt" o:hralign="center" o:hrstd="t" o:hr="t" fillcolor="#a0a0a0" stroked="f"/>
         </w:pict>
       </w:r>
@@ -731,51 +886,77 @@
       </w:pPr>
       <w:r>
         <w:rPr>
+          <w:rFonts w:ascii="Arial" w:eastAsia="Arial" w:hAnsi="Arial" w:cs="Arial"/>
           <w:b/>
-          <w:shd w:val="clear" w:color="auto" w:fill="B7B7B7"/>
-        </w:rPr>
-        <w:t># Source</w:t>
-      </w:r>
-      <w:r>
-        <w:rPr>
-          <w:shd w:val="clear" w:color="auto" w:fill="B7B7B7"/>
-        </w:rPr>
-        <w:t xml:space="preserve">: </w:t>
-      </w:r>
-      <w:r>
-        <w:rPr>
+          <w:color w:val="000000"/>
+          <w:sz w:val="18"/>
+          <w:highlight w:val="lightGray"/>
+        </w:rPr>
+        <w:t># Source: AI Source: Provided by: [Data Path</w:t>
+      </w:r>
+      <w:r>
+        <w:rPr>
+          <w:rFonts w:ascii="Arial" w:eastAsia="Arial" w:hAnsi="Arial" w:cs="Arial"/>
+          <w:color w:val="000000"/>
+          <w:sz w:val="18"/>
+          <w:highlight w:val="lightGray"/>
+        </w:rPr>
+        <w:t xml:space="preserve">: Persons Table -&gt; ID Column: 1, Name_En Column: Motasem Essam] -&gt; </w:t>
+      </w:r>
+      <w:r>
+        <w:rPr>
+          <w:rFonts w:ascii="Arial" w:eastAsia="Arial" w:hAnsi="Arial" w:cs="Arial"/>
           <w:b/>
-          <w:shd w:val="clear" w:color="auto" w:fill="B7B7B7"/>
-        </w:rPr>
-        <w:t xml:space="preserve">Chatgpt </w:t>
-      </w:r>
-      <w:r>
-        <w:rPr>
+          <w:color w:val="000000"/>
+          <w:sz w:val="18"/>
+          <w:highlight w:val="lightGray"/>
+        </w:rPr>
+        <w:t>From:</w:t>
+      </w:r>
+      <w:r>
+        <w:rPr>
+          <w:rFonts w:ascii="Arial" w:eastAsia="Arial" w:hAnsi="Arial" w:cs="Arial"/>
+          <w:color w:val="000000"/>
+          <w:sz w:val="18"/>
+          <w:highlight w:val="lightGray"/>
+        </w:rPr>
+        <w:t xml:space="preserve"> [Chatgpt (GPT</w:t>
+      </w:r>
+      <w:r>
+        <w:rPr>
+          <w:rFonts w:ascii="Arial" w:eastAsia="Arial" w:hAnsi="Arial" w:cs="Cambria Math"/>
+          <w:color w:val="000000"/>
+          <w:sz w:val="18"/>
+          <w:highlight w:val="lightGray"/>
+        </w:rPr>
+        <w:t>‑</w:t>
+      </w:r>
+      <w:r>
+        <w:rPr>
+          <w:rFonts w:ascii="Arial" w:eastAsia="Arial" w:hAnsi="Arial" w:cs="Arial"/>
+          <w:color w:val="000000"/>
+          <w:sz w:val="18"/>
+          <w:highlight w:val="lightGray"/>
+        </w:rPr>
+        <w:t xml:space="preserve">5 Mini)] </w:t>
+      </w:r>
+      <w:r>
+        <w:rPr>
+          <w:rFonts w:ascii="Arial" w:eastAsia="Arial" w:hAnsi="Arial" w:cs="Arial"/>
           <w:b/>
-          <w:sz w:val="14"/>
-          <w:szCs w:val="14"/>
-          <w:shd w:val="clear" w:color="auto" w:fill="B7B7B7"/>
-        </w:rPr>
-        <w:t>(GPT</w:t>
-      </w:r>
-      <w:r>
-        <w:rPr>
-          <w:rFonts w:ascii="Cambria Math" w:hAnsi="Cambria Math" w:cs="Cambria Math"/>
-          <w:b/>
-          <w:sz w:val="14"/>
-          <w:szCs w:val="14"/>
-          <w:shd w:val="clear" w:color="auto" w:fill="B7B7B7"/>
-        </w:rPr>
-        <w:t>‑</w:t>
-      </w:r>
-      <w:r>
-        <w:rPr>
-          <w:b/>
-          <w:sz w:val="14"/>
-          <w:szCs w:val="14"/>
-          <w:shd w:val="clear" w:color="auto" w:fill="B7B7B7"/>
-        </w:rPr>
-        <w:t>5 Mini) at [8/12/2025]</w:t>
+          <w:color w:val="000000"/>
+          <w:sz w:val="18"/>
+          <w:highlight w:val="lightGray"/>
+        </w:rPr>
+        <w:t>on</w:t>
+      </w:r>
+      <w:r>
+        <w:rPr>
+          <w:rFonts w:ascii="Arial" w:eastAsia="Arial" w:hAnsi="Arial"/>
+          <w:sz w:val="18"/>
+          <w:highlight w:val="lightGray"/>
+        </w:rPr>
+        <w:t xml:space="preserve"> [8/12/2025]</w:t>
       </w:r>
     </w:p>
     <w:p>
@@ -784,7 +965,7 @@
           <w:ilvl w:val="0"/>
           <w:numId w:val="2"/>
         </w:numPr>
-        <w:spacing w:before="240"/>
+        <w:spacing w:before="240" w:after="0" w:line="276" w:lineRule="auto"/>
       </w:pPr>
       <w:r>
         <w:t>How you test depends on the type of system (banking app vs. game), risks, and requirements.</w:t>
@@ -799,7 +980,7 @@
           <w:ilvl w:val="0"/>
           <w:numId w:val="2"/>
         </w:numPr>
-        <w:spacing w:after="240"/>
+        <w:spacing w:after="240" w:line="276" w:lineRule="auto"/>
       </w:pPr>
       <w:r>
         <w:t>Example: Safety-critical systems need stricter testing than a small website.</w:t>
@@ -810,7 +991,7 @@
     </w:p>
     <w:p>
       <w:r>
-        <w:pict w14:anchorId="20A331F9">
+        <w:pict w14:anchorId="2B9BD800">
           <v:rect id="_x0000_i1031" style="width:0;height:1.5pt" o:hralign="center" o:hrstd="t" o:hr="t" fillcolor="#a0a0a0" stroked="f"/>
         </w:pict>
       </w:r>
@@ -833,51 +1014,77 @@
       </w:pPr>
       <w:r>
         <w:rPr>
+          <w:rFonts w:ascii="Arial" w:eastAsia="Arial" w:hAnsi="Arial" w:cs="Arial"/>
           <w:b/>
-          <w:shd w:val="clear" w:color="auto" w:fill="B7B7B7"/>
-        </w:rPr>
-        <w:t># Source</w:t>
-      </w:r>
-      <w:r>
-        <w:rPr>
-          <w:shd w:val="clear" w:color="auto" w:fill="B7B7B7"/>
-        </w:rPr>
-        <w:t xml:space="preserve">: </w:t>
-      </w:r>
-      <w:r>
-        <w:rPr>
+          <w:color w:val="000000"/>
+          <w:sz w:val="18"/>
+          <w:highlight w:val="lightGray"/>
+        </w:rPr>
+        <w:t># Source: AI Source: Provided by: [Data Path</w:t>
+      </w:r>
+      <w:r>
+        <w:rPr>
+          <w:rFonts w:ascii="Arial" w:eastAsia="Arial" w:hAnsi="Arial" w:cs="Arial"/>
+          <w:color w:val="000000"/>
+          <w:sz w:val="18"/>
+          <w:highlight w:val="lightGray"/>
+        </w:rPr>
+        <w:t xml:space="preserve">: Persons Table -&gt; ID Column: 1, Name_En Column: Motasem Essam] -&gt; </w:t>
+      </w:r>
+      <w:r>
+        <w:rPr>
+          <w:rFonts w:ascii="Arial" w:eastAsia="Arial" w:hAnsi="Arial" w:cs="Arial"/>
           <w:b/>
-          <w:shd w:val="clear" w:color="auto" w:fill="B7B7B7"/>
-        </w:rPr>
-        <w:t xml:space="preserve">Chatgpt </w:t>
-      </w:r>
-      <w:r>
-        <w:rPr>
+          <w:color w:val="000000"/>
+          <w:sz w:val="18"/>
+          <w:highlight w:val="lightGray"/>
+        </w:rPr>
+        <w:t>From:</w:t>
+      </w:r>
+      <w:r>
+        <w:rPr>
+          <w:rFonts w:ascii="Arial" w:eastAsia="Arial" w:hAnsi="Arial" w:cs="Arial"/>
+          <w:color w:val="000000"/>
+          <w:sz w:val="18"/>
+          <w:highlight w:val="lightGray"/>
+        </w:rPr>
+        <w:t xml:space="preserve"> [Chatgpt (GPT</w:t>
+      </w:r>
+      <w:r>
+        <w:rPr>
+          <w:rFonts w:ascii="Arial" w:eastAsia="Arial" w:hAnsi="Arial" w:cs="Cambria Math"/>
+          <w:color w:val="000000"/>
+          <w:sz w:val="18"/>
+          <w:highlight w:val="lightGray"/>
+        </w:rPr>
+        <w:t>‑</w:t>
+      </w:r>
+      <w:r>
+        <w:rPr>
+          <w:rFonts w:ascii="Arial" w:eastAsia="Arial" w:hAnsi="Arial" w:cs="Arial"/>
+          <w:color w:val="000000"/>
+          <w:sz w:val="18"/>
+          <w:highlight w:val="lightGray"/>
+        </w:rPr>
+        <w:t xml:space="preserve">5 Mini)] </w:t>
+      </w:r>
+      <w:r>
+        <w:rPr>
+          <w:rFonts w:ascii="Arial" w:eastAsia="Arial" w:hAnsi="Arial" w:cs="Arial"/>
           <w:b/>
-          <w:sz w:val="14"/>
-          <w:szCs w:val="14"/>
-          <w:shd w:val="clear" w:color="auto" w:fill="B7B7B7"/>
-        </w:rPr>
-        <w:t>(GPT</w:t>
-      </w:r>
-      <w:r>
-        <w:rPr>
-          <w:rFonts w:ascii="Cambria Math" w:hAnsi="Cambria Math" w:cs="Cambria Math"/>
-          <w:b/>
-          <w:sz w:val="14"/>
-          <w:szCs w:val="14"/>
-          <w:shd w:val="clear" w:color="auto" w:fill="B7B7B7"/>
-        </w:rPr>
-        <w:t>‑</w:t>
-      </w:r>
-      <w:r>
-        <w:rPr>
-          <w:b/>
-          <w:sz w:val="14"/>
-          <w:szCs w:val="14"/>
-          <w:shd w:val="clear" w:color="auto" w:fill="B7B7B7"/>
-        </w:rPr>
-        <w:t>5 Mini) at [8/12/2025]</w:t>
+          <w:color w:val="000000"/>
+          <w:sz w:val="18"/>
+          <w:highlight w:val="lightGray"/>
+        </w:rPr>
+        <w:t>on</w:t>
+      </w:r>
+      <w:r>
+        <w:rPr>
+          <w:rFonts w:ascii="Arial" w:eastAsia="Arial" w:hAnsi="Arial"/>
+          <w:sz w:val="18"/>
+          <w:highlight w:val="lightGray"/>
+        </w:rPr>
+        <w:t xml:space="preserve"> [8/12/2025]</w:t>
       </w:r>
     </w:p>
     <w:p>
@@ -886,13 +1093,12 @@
           <w:ilvl w:val="0"/>
           <w:numId w:val="6"/>
         </w:numPr>
-        <w:spacing w:before="240"/>
+        <w:spacing w:before="240" w:after="0" w:line="276" w:lineRule="auto"/>
       </w:pPr>
       <w:r>
         <w:rPr>
           <w:rFonts w:ascii="Roboto Mono" w:eastAsia="Roboto Mono" w:hAnsi="Roboto Mono" w:cs="Roboto Mono"/>
         </w:rPr>
-        <w:lastRenderedPageBreak/>
         <w:t xml:space="preserve">Even if the software has no known bugs, it can still fail if it doesn’t meet </w:t>
       </w:r>
       <w:r>
@@ -921,7 +1127,7 @@
           <w:ilvl w:val="0"/>
           <w:numId w:val="6"/>
         </w:numPr>
-        <w:spacing w:after="240"/>
+        <w:spacing w:after="240" w:line="276" w:lineRule="auto"/>
         <w:rPr>
           <w:rFonts w:ascii="Roboto Mono" w:eastAsia="Roboto Mono" w:hAnsi="Roboto Mono" w:cs="Roboto Mono"/>
         </w:rPr>
@@ -935,19 +1141,20 @@
     </w:p>
     <w:p>
       <w:r>
-        <w:pict w14:anchorId="2FC0D08F">
+        <w:pict w14:anchorId="14BA45B4">
           <v:rect id="_x0000_i1032" style="width:0;height:1.5pt" o:hralign="center" o:hrstd="t" o:hr="t" fillcolor="#a0a0a0" stroked="f"/>
         </w:pict>
       </w:r>
     </w:p>
+    <w:p/>
     <w:p/>
     <w:p/>
     <w:p/>
     <w:sectPr>
       <w:pgSz w:w="12240" w:h="15840"/>
       <w:pgMar w:top="1440" w:right="1440" w:bottom="1440" w:left="1440" w:header="720" w:footer="720" w:gutter="0"/>
-      <w:pgNumType w:start="1"/>
       <w:cols w:space="720"/>
+      <w:docGrid w:linePitch="360"/>
     </w:sectPr>
   </w:body>
 </w:document>
@@ -2170,18 +2377,6 @@
   <w:style w:type="paragraph" w:default="1" w:styleId="Normal">
     <w:name w:val="Normal"/>
     <w:qFormat/>
-    <w:rsid w:val="0023305C"/>
-    <w:pPr>
-      <w:spacing w:after="0" w:line="276" w:lineRule="auto"/>
-    </w:pPr>
-    <w:rPr>
-      <w:rFonts w:ascii="Arial" w:eastAsia="Arial" w:hAnsi="Arial" w:cs="Arial"/>
-      <w:kern w:val="0"/>
-      <w:sz w:val="22"/>
-      <w:szCs w:val="22"/>
-      <w:lang w:val="en"/>
-      <w14:ligatures w14:val="none"/>
-    </w:rPr>
   </w:style>
   <w:style w:type="paragraph" w:styleId="Heading1">
     <w:name w:val="heading 1"/>
@@ -2190,7 +2385,7 @@
     <w:link w:val="Heading1Char"/>
     <w:uiPriority w:val="9"/>
     <w:qFormat/>
-    <w:rsid w:val="00F36841"/>
+    <w:rsid w:val="00F46488"/>
     <w:pPr>
       <w:keepNext/>
       <w:keepLines/>
@@ -2212,7 +2407,7 @@
     <w:uiPriority w:val="9"/>
     <w:unhideWhenUsed/>
     <w:qFormat/>
-    <w:rsid w:val="00F36841"/>
+    <w:rsid w:val="00F46488"/>
     <w:pPr>
       <w:keepNext/>
       <w:keepLines/>
@@ -2234,7 +2429,7 @@
     <w:uiPriority w:val="9"/>
     <w:unhideWhenUsed/>
     <w:qFormat/>
-    <w:rsid w:val="00F36841"/>
+    <w:rsid w:val="00F46488"/>
     <w:pPr>
       <w:keepNext/>
       <w:keepLines/>
@@ -2257,7 +2452,7 @@
     <w:semiHidden/>
     <w:unhideWhenUsed/>
     <w:qFormat/>
-    <w:rsid w:val="00F36841"/>
+    <w:rsid w:val="00F46488"/>
     <w:pPr>
       <w:keepNext/>
       <w:keepLines/>
@@ -2280,7 +2475,7 @@
     <w:semiHidden/>
     <w:unhideWhenUsed/>
     <w:qFormat/>
-    <w:rsid w:val="00F36841"/>
+    <w:rsid w:val="00F46488"/>
     <w:pPr>
       <w:keepNext/>
       <w:keepLines/>
@@ -2301,11 +2496,11 @@
     <w:semiHidden/>
     <w:unhideWhenUsed/>
     <w:qFormat/>
-    <w:rsid w:val="00F36841"/>
+    <w:rsid w:val="00F46488"/>
     <w:pPr>
       <w:keepNext/>
       <w:keepLines/>
-      <w:spacing w:before="40"/>
+      <w:spacing w:before="40" w:after="0"/>
       <w:outlineLvl w:val="5"/>
     </w:pPr>
     <w:rPr>
@@ -2324,11 +2519,11 @@
     <w:semiHidden/>
     <w:unhideWhenUsed/>
     <w:qFormat/>
-    <w:rsid w:val="00F36841"/>
+    <w:rsid w:val="00F46488"/>
     <w:pPr>
       <w:keepNext/>
       <w:keepLines/>
-      <w:spacing w:before="40"/>
+      <w:spacing w:before="40" w:after="0"/>
       <w:outlineLvl w:val="6"/>
     </w:pPr>
     <w:rPr>
@@ -2345,10 +2540,11 @@
     <w:semiHidden/>
     <w:unhideWhenUsed/>
     <w:qFormat/>
-    <w:rsid w:val="00F36841"/>
+    <w:rsid w:val="00F46488"/>
     <w:pPr>
       <w:keepNext/>
       <w:keepLines/>
+      <w:spacing w:after="0"/>
       <w:outlineLvl w:val="7"/>
     </w:pPr>
     <w:rPr>
@@ -2367,10 +2563,11 @@
     <w:semiHidden/>
     <w:unhideWhenUsed/>
     <w:qFormat/>
-    <w:rsid w:val="00F36841"/>
+    <w:rsid w:val="00F46488"/>
     <w:pPr>
       <w:keepNext/>
       <w:keepLines/>
+      <w:spacing w:after="0"/>
       <w:outlineLvl w:val="8"/>
     </w:pPr>
     <w:rPr>
@@ -2410,7 +2607,7 @@
     <w:basedOn w:val="DefaultParagraphFont"/>
     <w:link w:val="Heading1"/>
     <w:uiPriority w:val="9"/>
-    <w:rsid w:val="00F36841"/>
+    <w:rsid w:val="00F46488"/>
     <w:rPr>
       <w:rFonts w:asciiTheme="majorHAnsi" w:eastAsiaTheme="majorEastAsia" w:hAnsiTheme="majorHAnsi" w:cstheme="majorBidi"/>
       <w:color w:val="2F5496" w:themeColor="accent1" w:themeShade="BF"/>
@@ -2423,7 +2620,7 @@
     <w:basedOn w:val="DefaultParagraphFont"/>
     <w:link w:val="Heading2"/>
     <w:uiPriority w:val="9"/>
-    <w:rsid w:val="00F36841"/>
+    <w:rsid w:val="00F46488"/>
     <w:rPr>
       <w:rFonts w:asciiTheme="majorHAnsi" w:eastAsiaTheme="majorEastAsia" w:hAnsiTheme="majorHAnsi" w:cstheme="majorBidi"/>
       <w:color w:val="2F5496" w:themeColor="accent1" w:themeShade="BF"/>
@@ -2436,7 +2633,7 @@
     <w:basedOn w:val="DefaultParagraphFont"/>
     <w:link w:val="Heading3"/>
     <w:uiPriority w:val="9"/>
-    <w:rsid w:val="00F36841"/>
+    <w:rsid w:val="00F46488"/>
     <w:rPr>
       <w:rFonts w:eastAsiaTheme="majorEastAsia" w:cstheme="majorBidi"/>
       <w:color w:val="2F5496" w:themeColor="accent1" w:themeShade="BF"/>
@@ -2450,7 +2647,7 @@
     <w:link w:val="Heading4"/>
     <w:uiPriority w:val="9"/>
     <w:semiHidden/>
-    <w:rsid w:val="00F36841"/>
+    <w:rsid w:val="00F46488"/>
     <w:rPr>
       <w:rFonts w:eastAsiaTheme="majorEastAsia" w:cstheme="majorBidi"/>
       <w:i/>
@@ -2464,7 +2661,7 @@
     <w:link w:val="Heading5"/>
     <w:uiPriority w:val="9"/>
     <w:semiHidden/>
-    <w:rsid w:val="00F36841"/>
+    <w:rsid w:val="00F46488"/>
     <w:rPr>
       <w:rFonts w:eastAsiaTheme="majorEastAsia" w:cstheme="majorBidi"/>
       <w:color w:val="2F5496" w:themeColor="accent1" w:themeShade="BF"/>
@@ -2476,7 +2673,7 @@
     <w:link w:val="Heading6"/>
     <w:uiPriority w:val="9"/>
     <w:semiHidden/>
-    <w:rsid w:val="00F36841"/>
+    <w:rsid w:val="00F46488"/>
     <w:rPr>
       <w:rFonts w:eastAsiaTheme="majorEastAsia" w:cstheme="majorBidi"/>
       <w:i/>
@@ -2490,7 +2687,7 @@
     <w:link w:val="Heading7"/>
     <w:uiPriority w:val="9"/>
     <w:semiHidden/>
-    <w:rsid w:val="00F36841"/>
+    <w:rsid w:val="00F46488"/>
     <w:rPr>
       <w:rFonts w:eastAsiaTheme="majorEastAsia" w:cstheme="majorBidi"/>
       <w:color w:val="595959" w:themeColor="text1" w:themeTint="A6"/>
@@ -2502,7 +2699,7 @@
     <w:link w:val="Heading8"/>
     <w:uiPriority w:val="9"/>
     <w:semiHidden/>
-    <w:rsid w:val="00F36841"/>
+    <w:rsid w:val="00F46488"/>
     <w:rPr>
       <w:rFonts w:eastAsiaTheme="majorEastAsia" w:cstheme="majorBidi"/>
       <w:i/>
@@ -2516,7 +2713,7 @@
     <w:link w:val="Heading9"/>
     <w:uiPriority w:val="9"/>
     <w:semiHidden/>
-    <w:rsid w:val="00F36841"/>
+    <w:rsid w:val="00F46488"/>
     <w:rPr>
       <w:rFonts w:eastAsiaTheme="majorEastAsia" w:cstheme="majorBidi"/>
       <w:color w:val="272727" w:themeColor="text1" w:themeTint="D8"/>
@@ -2529,7 +2726,7 @@
     <w:link w:val="TitleChar"/>
     <w:uiPriority w:val="10"/>
     <w:qFormat/>
-    <w:rsid w:val="00F36841"/>
+    <w:rsid w:val="00F46488"/>
     <w:pPr>
       <w:spacing w:after="80" w:line="240" w:lineRule="auto"/>
       <w:contextualSpacing/>
@@ -2547,7 +2744,7 @@
     <w:basedOn w:val="DefaultParagraphFont"/>
     <w:link w:val="Title"/>
     <w:uiPriority w:val="10"/>
-    <w:rsid w:val="00F36841"/>
+    <w:rsid w:val="00F46488"/>
     <w:rPr>
       <w:rFonts w:asciiTheme="majorHAnsi" w:eastAsiaTheme="majorEastAsia" w:hAnsiTheme="majorHAnsi" w:cstheme="majorBidi"/>
       <w:spacing w:val="-10"/>
@@ -2563,7 +2760,7 @@
     <w:link w:val="SubtitleChar"/>
     <w:uiPriority w:val="11"/>
     <w:qFormat/>
-    <w:rsid w:val="00F36841"/>
+    <w:rsid w:val="00F46488"/>
     <w:pPr>
       <w:numPr>
         <w:ilvl w:val="1"/>
@@ -2582,7 +2779,7 @@
     <w:basedOn w:val="DefaultParagraphFont"/>
     <w:link w:val="Subtitle"/>
     <w:uiPriority w:val="11"/>
-    <w:rsid w:val="00F36841"/>
+    <w:rsid w:val="00F46488"/>
     <w:rPr>
       <w:rFonts w:eastAsiaTheme="majorEastAsia" w:cstheme="majorBidi"/>
       <w:color w:val="595959" w:themeColor="text1" w:themeTint="A6"/>
@@ -2598,7 +2795,7 @@
     <w:link w:val="QuoteChar"/>
     <w:uiPriority w:val="29"/>
     <w:qFormat/>
-    <w:rsid w:val="00F36841"/>
+    <w:rsid w:val="00F46488"/>
     <w:pPr>
       <w:spacing w:before="160"/>
       <w:jc w:val="center"/>
@@ -2614,7 +2811,7 @@
     <w:basedOn w:val="DefaultParagraphFont"/>
     <w:link w:val="Quote"/>
     <w:uiPriority w:val="29"/>
-    <w:rsid w:val="00F36841"/>
+    <w:rsid w:val="00F46488"/>
     <w:rPr>
       <w:i/>
       <w:iCs/>
@@ -2626,7 +2823,7 @@
     <w:basedOn w:val="Normal"/>
     <w:uiPriority w:val="34"/>
     <w:qFormat/>
-    <w:rsid w:val="00F36841"/>
+    <w:rsid w:val="00F46488"/>
     <w:pPr>
       <w:ind w:left="720"/>
       <w:contextualSpacing/>
@@ -2637,7 +2834,7 @@
     <w:basedOn w:val="DefaultParagraphFont"/>
     <w:uiPriority w:val="21"/>
     <w:qFormat/>
-    <w:rsid w:val="00F36841"/>
+    <w:rsid w:val="00F46488"/>
     <w:rPr>
       <w:i/>
       <w:iCs/>
@@ -2651,7 +2848,7 @@
     <w:link w:val="IntenseQuoteChar"/>
     <w:uiPriority w:val="30"/>
     <w:qFormat/>
-    <w:rsid w:val="00F36841"/>
+    <w:rsid w:val="00F46488"/>
     <w:pPr>
       <w:pBdr>
         <w:top w:val="single" w:sz="4" w:space="10" w:color="2F5496" w:themeColor="accent1" w:themeShade="BF"/>
@@ -2672,7 +2869,7 @@
     <w:basedOn w:val="DefaultParagraphFont"/>
     <w:link w:val="IntenseQuote"/>
     <w:uiPriority w:val="30"/>
-    <w:rsid w:val="00F36841"/>
+    <w:rsid w:val="00F46488"/>
     <w:rPr>
       <w:i/>
       <w:iCs/>
@@ -2684,7 +2881,7 @@
     <w:basedOn w:val="DefaultParagraphFont"/>
     <w:uiPriority w:val="32"/>
     <w:qFormat/>
-    <w:rsid w:val="00F36841"/>
+    <w:rsid w:val="00F46488"/>
     <w:rPr>
       <w:b/>
       <w:bCs/>
